--- a/en/wisdom-stories/fish-shop.docx
+++ b/en/wisdom-stories/fish-shop.docx
@@ -13,7 +13,7 @@
     <w:p>
       <w:pPr/>
       <w:r>
-        <w:t>After work, a man was walking toward the bus stop when he passed a fish shop. Remembering how much his wife and daughter loved fish, he went inside to surprise them with dinner.</w:t>
+        <w:t>After work, a man was walking toward the bus stop when he passed a fish shop. Remembering how much his wife and daughter loved fish, he went inside to gladden them.</w:t>
       </w:r>
     </w:p>
     <w:p>
@@ -63,7 +63,7 @@
     <w:p>
       <w:pPr/>
       <w:r>
-        <w:t>The woman took an empty medicine bottle from her pocket. They were eye drops she had last been able to buy two months earlier; without them, her sight was worsening.</w:t>
+        <w:t>The woman took an empty medicine bottle from her pocket. It was eye drops she had last been able to buy two months earlier; without them, her sight was worsening.</w:t>
       </w:r>
     </w:p>
     <w:p>
@@ -97,7 +97,7 @@
         <w:keepNext/>
       </w:pPr>
       <w:r>
-        <w:t>With no bus fare, the man walked home. He called his daughter, told her he had bought fish, and promised to arrive soon. As he walked through the rain, he thanked Allah for the chance to help; the tears on his cheeks mingled with the rainwater.</w:t>
+        <w:t>With no bus fare, the man walked home. He called his daughter, told her he had bought fish, and promised to arrive soon. As he walked through the rain, he gave thanks that he had been able to help someone today; the tears on his cheeks mingled with the rainwater.</w:t>
       </w:r>
     </w:p>
     <w:p>
@@ -110,11 +110,9 @@
         <w:rPr>
           <w:b/>
         </w:rPr>
-        <w:t>Moral:</w:t>
+        <w:t>Moral: Do not wait for great means before doing good; kindness depends not on wealth, but on a generous heart. A person rich in spirit finds a way to help even while possessing little.</w:t>
       </w:r>
-      <w:r>
-        <w:t xml:space="preserve"> Do not wait for great means before doing good; kindness depends not on wealth, but on a generous heart. A person rich in spirit finds a way to help even while possessing little.</w:t>
-      </w:r>
+      <w:r/>
     </w:p>
     <w:p>
       <w:pPr>
@@ -125,7 +123,7 @@
           <w:i/>
           <w:sz w:val="18"/>
         </w:rPr>
-        <w:t>Source: Publicly available internet sources.</w:t>
+        <w:t>Stories are taken from open Internet sources; illustrations were created with AI.</w:t>
       </w:r>
     </w:p>
     <w:sectPr>

--- a/en/wisdom-stories/fish-shop.docx
+++ b/en/wisdom-stories/fish-shop.docx
@@ -287,7 +287,7 @@
         <w:rPr>
           <w:lang/>
         </w:rPr>
-        <w:t>“I’ve bought some fish. Tell Mum I’m on my way, but I’ll be a little late.”</w:t>
+        <w:t xml:space="preserve">“I’ve bought some fish. Tell Mom I’m on my way, but I’ll be a little late.”</w:t>
       </w:r>
     </w:p>
     <w:p>
